--- a/МатМодиИИ/ФОС/ОС_Б1.О.04.24_Физика.docx
+++ b/МатМодиИИ/ФОС/ОС_Б1.О.04.24_Физика.docx
@@ -715,7 +715,7 @@
           <w:lang w:eastAsia="ru-RU"/>
           <w14:ligatures w14:val="none"/>
         </w:rPr>
-        <w:t xml:space="preserve">Специализация Математическое моделирование и искусственный интеллект</w:t>
+        <w:t xml:space="preserve">Направленность (профиль)/специализация программы: Математическое моделирование и искусственный интеллект</w:t>
       </w:r>
       <w:r>
         <w:rPr>
@@ -1052,28 +1052,7 @@
     </w:p>
     <w:p>
       <w:pPr>
-        <w:spacing w:line="276" w:lineRule="auto"/>
-        <w:ind w:firstLine="0"/>
-        <w:rPr>
-          <w:rFonts w:eastAsia="Times New Roman" w:cs="Times New Roman"/>
-          <w:szCs w:val="20"/>
-          <w:lang w:eastAsia="zh-CN"/>
-          <w14:ligatures w14:val="none"/>
-        </w:rPr>
-      </w:pPr>
-      <w:r>
-        <w:rPr>
-          <w:rFonts w:eastAsia="Times New Roman" w:cs="Times New Roman"/>
-          <w:spacing w:val="-4"/>
-          <w:szCs w:val="28"/>
-          <w:lang w:eastAsia="ru-RU"/>
-          <w14:ligatures w14:val="none"/>
-        </w:rPr>
-        <w:br w:type="page"/>
-      </w:r>
-    </w:p>
-    <w:p>
-      <w:pPr>
+        <w:pageBreakBefore/>
         <w:widowControl w:val="0"/>
         <w:suppressAutoHyphens/>
         <w:autoSpaceDE w:val="0"/>
@@ -1138,7 +1117,7 @@
           <w:lang w:eastAsia="zh-CN"/>
           <w14:ligatures w14:val="none"/>
         </w:rPr>
-        <w:t xml:space="preserve">ПАСПОРТ ОЦЕНОЧНЫХ МАТЕРИАЛОВ ПО ДИСЦИПЛИНЕ ДЛЯ ПРОМЕЖУТОЧНОЙ АТТЕСТАЦИИ (ЗАЧЕТ, ЭКЗАМЕН)</w:t>
+        <w:t xml:space="preserve">ПАСПОРТ ОЦЕНОЧНЫХ МАТЕРИАЛОВ ПО ДИСЦИПЛИНЕ (МОДУЛЮ) ДЛЯ ПРОМЕЖУТОЧНОЙ АТТЕСТАЦИИ (ЗАЧЕТ, ЭКЗАМЕН)</w:t>
       </w:r>
       <w:r>
         <w:rPr>
@@ -7198,7 +7177,7 @@
           <w:szCs w:val="28"/>
           <w14:ligatures w14:val="none"/>
         </w:rPr>
-        <w:t>Результаты выполнения обучающимся заданий на зачете оцениваются по шкале «зачтено» – «не зачтено</w:t>
+        <w:t>Результаты выполнения обучающимся заданий на зачете оцениваются по шкале «зачтено» – «не зачтено».</w:t>
       </w:r>
       <w:r>
         <w:rPr>
@@ -7207,7 +7186,7 @@
           <w:szCs w:val="28"/>
           <w14:ligatures w14:val="none"/>
         </w:rPr>
-        <w:t>.</w:t>
+        <w:t/>
       </w:r>
     </w:p>
     <w:p>
@@ -8069,6 +8048,2366 @@
         </w:rPr>
         <w:t>ОЦЕНОЧНЫЕ МАТЕРИАЛЫ ДЛЯ ПРОВЕДЕНИЯ ТЕКУЩЕГО КОНТРОЛЯ ОБУЧАЮЩИХСЯ ПО ДИСЦИПЛИНЕ</w:t>
       </w:r>
+    </w:p>
+    <w:p>
+      <w:pPr>
+        <w:pStyle w:val="RPD_FOS_af0"/>
+        <w:ind w:left="540"/>
+        <w:jc w:val="both"/>
+        <w:rPr>
+          <w:sz w:val="28"/>
+          <w:szCs w:val="28"/>
+          <w:lang w:val="ru-RU"/>
+        </w:rPr>
+      </w:pPr>
+      <w:r>
+        <w:rPr>
+          <w:sz w:val="28"/>
+          <w:szCs w:val="28"/>
+          <w:lang w:val="ru-RU"/>
+        </w:rPr>
+        <w:t>Перечень лабораторных работ (при наличии), примерная тематика курсовых работ (при наличии)</w:t>
+      </w:r>
+    </w:p>
+    <w:p>
+      <w:pPr>
+        <w:pStyle w:val="RPD_FOS_ae"/>
+        <w:spacing w:after="0"/>
+        <w:ind w:firstLine="426"/>
+        <w:jc w:val="both"/>
+        <w:rPr>
+          <w:color w:val="000000"/>
+          <w:sz w:val="28"/>
+          <w:szCs w:val="28"/>
+        </w:rPr>
+      </w:pPr>
+      <w:r>
+        <w:rPr>
+          <w:color w:val="000000"/>
+          <w:sz w:val="28"/>
+          <w:szCs w:val="28"/>
+        </w:rPr>
+        <w:t xml:space="preserve">Перечень лабораторных работ. Семестр №7 (работы №1–9)</w:t>
+      </w:r>
+      <w:r>
+        <w:rPr>
+          <w:color w:val="000000"/>
+          <w:sz w:val="28"/>
+          <w:szCs w:val="28"/>
+        </w:rPr>
+        <w:t/>
+      </w:r>
+      <w:r>
+        <w:rPr>
+          <w:color w:val="000000"/>
+          <w:spacing w:val="-6"/>
+          <w:sz w:val="28"/>
+          <w:szCs w:val="28"/>
+        </w:rPr>
+        <w:t xml:space="preserve"/>
+      </w:r>
+      <w:r>
+        <w:rPr>
+          <w:color w:val="000000"/>
+          <w:sz w:val="28"/>
+          <w:szCs w:val="28"/>
+        </w:rPr>
+        <w:t/>
+      </w:r>
+    </w:p>
+    <w:p>
+      <w:pPr>
+        <w:ind w:right="-285"/>
+        <w:jc w:val="both"/>
+        <w:rPr>
+          <w:b/>
+          <w:color w:val="000000"/>
+          <w:sz w:val="28"/>
+          <w:szCs w:val="28"/>
+        </w:rPr>
+      </w:pPr>
+      <w:r>
+        <w:rPr>
+          <w:b/>
+          <w:color w:val="000000"/>
+          <w:sz w:val="28"/>
+          <w:szCs w:val="28"/>
+        </w:rPr>
+        <w:t>1.Определение ускорения свободного падения тела.</w:t>
+      </w:r>
+    </w:p>
+    <w:p>
+      <w:pPr>
+        <w:jc w:val="both"/>
+        <w:rPr>
+          <w:color w:val="000000"/>
+          <w:sz w:val="28"/>
+          <w:szCs w:val="28"/>
+        </w:rPr>
+      </w:pPr>
+      <w:r>
+        <w:rPr>
+          <w:i/>
+          <w:color w:val="000000"/>
+          <w:sz w:val="28"/>
+          <w:szCs w:val="28"/>
+        </w:rPr>
+        <w:t>Цель работы:</w:t>
+      </w:r>
+      <w:r>
+        <w:rPr>
+          <w:color w:val="000000"/>
+          <w:sz w:val="28"/>
+          <w:szCs w:val="28"/>
+        </w:rPr>
+        <w:t xml:space="preserve"> Расчет ускорения свободного падения разными методами.</w:t>
+      </w:r>
+    </w:p>
+    <w:p>
+      <w:pPr>
+        <w:jc w:val="both"/>
+        <w:rPr>
+          <w:rFonts w:eastAsia="TimesNewRomanPS-ItalicMT"/>
+          <w:i/>
+          <w:iCs/>
+          <w:color w:val="000000"/>
+          <w:sz w:val="28"/>
+          <w:szCs w:val="28"/>
+        </w:rPr>
+      </w:pPr>
+      <w:r>
+        <w:rPr>
+          <w:i/>
+          <w:color w:val="000000"/>
+          <w:sz w:val="28"/>
+          <w:szCs w:val="28"/>
+        </w:rPr>
+        <w:t>Оборудование:</w:t>
+      </w:r>
+      <w:r>
+        <w:rPr>
+          <w:color w:val="000000"/>
+          <w:sz w:val="28"/>
+          <w:szCs w:val="28"/>
+        </w:rPr>
+        <w:t xml:space="preserve"> установка ФП26А, шарик, секундомер.</w:t>
+      </w:r>
+    </w:p>
+    <w:p>
+      <w:pPr>
+        <w:autoSpaceDN w:val="0"/>
+        <w:adjustRightInd w:val="0"/>
+        <w:rPr>
+          <w:rFonts w:eastAsia="TimesNewRomanPS-ItalicMT"/>
+          <w:i/>
+          <w:iCs/>
+          <w:color w:val="000000"/>
+          <w:sz w:val="28"/>
+          <w:szCs w:val="28"/>
+        </w:rPr>
+      </w:pPr>
+    </w:p>
+    <w:p>
+      <w:pPr>
+        <w:ind w:right="-285"/>
+        <w:jc w:val="both"/>
+        <w:rPr>
+          <w:b/>
+          <w:color w:val="000000"/>
+          <w:sz w:val="28"/>
+          <w:szCs w:val="28"/>
+        </w:rPr>
+      </w:pPr>
+      <w:r>
+        <w:rPr>
+          <w:b/>
+          <w:color w:val="000000"/>
+          <w:sz w:val="28"/>
+          <w:szCs w:val="28"/>
+        </w:rPr>
+        <w:t xml:space="preserve">2.Проверка основного закона вращения на маятнике </w:t>
+      </w:r>
+      <w:proofErr w:type="spellStart"/>
+      <w:r>
+        <w:rPr>
+          <w:b/>
+          <w:color w:val="000000"/>
+          <w:sz w:val="28"/>
+          <w:szCs w:val="28"/>
+        </w:rPr>
+        <w:t>Обербека</w:t>
+      </w:r>
+      <w:proofErr w:type="spellEnd"/>
+      <w:r>
+        <w:rPr>
+          <w:b/>
+          <w:color w:val="000000"/>
+          <w:sz w:val="28"/>
+          <w:szCs w:val="28"/>
+        </w:rPr>
+        <w:t>.</w:t>
+      </w:r>
+    </w:p>
+    <w:p>
+      <w:pPr>
+        <w:ind w:right="-285"/>
+        <w:jc w:val="both"/>
+        <w:rPr>
+          <w:color w:val="000000"/>
+          <w:sz w:val="28"/>
+          <w:szCs w:val="28"/>
+        </w:rPr>
+      </w:pPr>
+      <w:r>
+        <w:rPr>
+          <w:bCs/>
+          <w:i/>
+          <w:color w:val="000000"/>
+          <w:sz w:val="28"/>
+          <w:szCs w:val="28"/>
+        </w:rPr>
+        <w:t>Цель работы:</w:t>
+      </w:r>
+      <w:r>
+        <w:rPr>
+          <w:color w:val="000000"/>
+          <w:sz w:val="28"/>
+          <w:szCs w:val="28"/>
+        </w:rPr>
+        <w:t xml:space="preserve"> Проверка основного закона динамики для вращательного движения.</w:t>
+      </w:r>
+    </w:p>
+    <w:p>
+      <w:pPr>
+        <w:ind w:right="-285"/>
+        <w:jc w:val="both"/>
+        <w:rPr>
+          <w:rFonts w:eastAsia="TimesNewRomanPS-ItalicMT"/>
+          <w:iCs/>
+          <w:color w:val="000000"/>
+          <w:sz w:val="28"/>
+          <w:szCs w:val="28"/>
+        </w:rPr>
+      </w:pPr>
+      <w:r>
+        <w:rPr>
+          <w:i/>
+          <w:color w:val="000000"/>
+          <w:sz w:val="28"/>
+          <w:szCs w:val="28"/>
+        </w:rPr>
+        <w:t xml:space="preserve">Оборудование: </w:t>
+      </w:r>
+      <w:r>
+        <w:rPr>
+          <w:color w:val="000000"/>
+          <w:sz w:val="28"/>
+          <w:szCs w:val="28"/>
+        </w:rPr>
+        <w:t>секундомер, штангенциркуль, линейка, установка – крестообразный маятник.</w:t>
+      </w:r>
+    </w:p>
+    <w:p>
+      <w:pPr>
+        <w:jc w:val="both"/>
+        <w:rPr>
+          <w:color w:val="000000"/>
+          <w:sz w:val="28"/>
+          <w:szCs w:val="28"/>
+        </w:rPr>
+      </w:pPr>
+    </w:p>
+    <w:p>
+      <w:pPr>
+        <w:jc w:val="both"/>
+        <w:rPr>
+          <w:b/>
+          <w:color w:val="000000"/>
+          <w:sz w:val="28"/>
+          <w:szCs w:val="28"/>
+        </w:rPr>
+      </w:pPr>
+      <w:r>
+        <w:rPr>
+          <w:b/>
+          <w:color w:val="000000"/>
+          <w:sz w:val="28"/>
+          <w:szCs w:val="28"/>
+        </w:rPr>
+        <w:t xml:space="preserve">3.Определение моментов инерции твердых тел методом крутильных колебаний. </w:t>
+      </w:r>
+    </w:p>
+    <w:p>
+      <w:pPr>
+        <w:jc w:val="both"/>
+        <w:rPr>
+          <w:color w:val="000000"/>
+          <w:sz w:val="28"/>
+          <w:szCs w:val="28"/>
+        </w:rPr>
+      </w:pPr>
+      <w:r>
+        <w:rPr>
+          <w:i/>
+          <w:color w:val="000000"/>
+          <w:sz w:val="28"/>
+          <w:szCs w:val="28"/>
+        </w:rPr>
+        <w:t>Цель работы:</w:t>
+      </w:r>
+      <w:r>
+        <w:rPr>
+          <w:color w:val="000000"/>
+          <w:sz w:val="28"/>
+          <w:szCs w:val="28"/>
+        </w:rPr>
+        <w:t xml:space="preserve"> определение моментов инерции цилиндра, кольца.</w:t>
+      </w:r>
+    </w:p>
+    <w:p>
+      <w:pPr>
+        <w:jc w:val="both"/>
+        <w:rPr>
+          <w:color w:val="000000"/>
+          <w:sz w:val="28"/>
+          <w:szCs w:val="28"/>
+        </w:rPr>
+      </w:pPr>
+      <w:r>
+        <w:rPr>
+          <w:i/>
+          <w:color w:val="000000"/>
+          <w:sz w:val="28"/>
+          <w:szCs w:val="28"/>
+        </w:rPr>
+        <w:t>Оборудование:</w:t>
+      </w:r>
+      <w:r>
+        <w:rPr>
+          <w:color w:val="000000"/>
+          <w:sz w:val="28"/>
+          <w:szCs w:val="28"/>
+        </w:rPr>
+        <w:t xml:space="preserve"> </w:t>
+      </w:r>
+      <w:proofErr w:type="spellStart"/>
+      <w:r>
+        <w:rPr>
+          <w:color w:val="000000"/>
+          <w:sz w:val="28"/>
+          <w:szCs w:val="28"/>
+        </w:rPr>
+        <w:t>трифилярный</w:t>
+      </w:r>
+      <w:proofErr w:type="spellEnd"/>
+      <w:r>
+        <w:rPr>
+          <w:color w:val="000000"/>
+          <w:sz w:val="28"/>
+          <w:szCs w:val="28"/>
+        </w:rPr>
+        <w:t xml:space="preserve"> подвес; тела, моменты инерции которых определяются (цилиндр, кольцо); весы; секундомер.</w:t>
+      </w:r>
+    </w:p>
+    <w:p>
+      <w:pPr>
+        <w:jc w:val="both"/>
+        <w:rPr>
+          <w:color w:val="000000"/>
+          <w:sz w:val="28"/>
+          <w:szCs w:val="28"/>
+        </w:rPr>
+      </w:pPr>
+    </w:p>
+    <w:p>
+      <w:pPr>
+        <w:jc w:val="both"/>
+        <w:rPr>
+          <w:b/>
+          <w:color w:val="000000"/>
+          <w:sz w:val="28"/>
+          <w:szCs w:val="28"/>
+        </w:rPr>
+      </w:pPr>
+      <w:r>
+        <w:rPr>
+          <w:b/>
+          <w:color w:val="000000"/>
+          <w:sz w:val="28"/>
+          <w:szCs w:val="28"/>
+        </w:rPr>
+        <w:t>4.Определение ускорения свободного падения методом оборотного маятника.</w:t>
+      </w:r>
+    </w:p>
+    <w:p>
+      <w:pPr>
+        <w:ind w:right="-285"/>
+        <w:jc w:val="both"/>
+        <w:rPr>
+          <w:color w:val="000000"/>
+          <w:sz w:val="28"/>
+          <w:szCs w:val="28"/>
+        </w:rPr>
+      </w:pPr>
+      <w:r>
+        <w:rPr>
+          <w:bCs/>
+          <w:i/>
+          <w:color w:val="000000"/>
+          <w:sz w:val="28"/>
+          <w:szCs w:val="28"/>
+        </w:rPr>
+        <w:t>Цель работы:</w:t>
+      </w:r>
+      <w:r>
+        <w:rPr>
+          <w:color w:val="000000"/>
+          <w:sz w:val="28"/>
+          <w:szCs w:val="28"/>
+        </w:rPr>
+        <w:t xml:space="preserve"> Рассчитать ускорение свободного падения с помощью физического маятника.</w:t>
+      </w:r>
+    </w:p>
+    <w:p>
+      <w:pPr>
+        <w:ind w:right="-285"/>
+        <w:jc w:val="both"/>
+        <w:rPr>
+          <w:color w:val="000000"/>
+          <w:sz w:val="28"/>
+          <w:szCs w:val="28"/>
+        </w:rPr>
+      </w:pPr>
+      <w:r>
+        <w:rPr>
+          <w:i/>
+          <w:color w:val="000000"/>
+          <w:sz w:val="28"/>
+          <w:szCs w:val="28"/>
+        </w:rPr>
+        <w:t xml:space="preserve">Оборудование: </w:t>
+      </w:r>
+      <w:r>
+        <w:rPr>
+          <w:color w:val="000000"/>
+          <w:sz w:val="28"/>
+          <w:szCs w:val="28"/>
+        </w:rPr>
+        <w:t>физический маятник, секундомер.</w:t>
+      </w:r>
+    </w:p>
+    <w:p>
+      <w:pPr>
+        <w:autoSpaceDN w:val="0"/>
+        <w:adjustRightInd w:val="0"/>
+        <w:rPr>
+          <w:rFonts w:eastAsia="TimesNewRomanPS-ItalicMT"/>
+          <w:b/>
+          <w:iCs/>
+          <w:color w:val="000000"/>
+          <w:sz w:val="28"/>
+          <w:szCs w:val="28"/>
+        </w:rPr>
+      </w:pPr>
+    </w:p>
+    <w:p>
+      <w:pPr>
+        <w:ind w:right="-285"/>
+        <w:jc w:val="both"/>
+        <w:rPr>
+          <w:b/>
+          <w:color w:val="000000"/>
+          <w:sz w:val="28"/>
+          <w:szCs w:val="28"/>
+        </w:rPr>
+      </w:pPr>
+      <w:r>
+        <w:rPr>
+          <w:b/>
+          <w:color w:val="000000"/>
+          <w:sz w:val="28"/>
+          <w:szCs w:val="28"/>
+        </w:rPr>
+        <w:t>5.Изучение свободных колебаний физического маятника.</w:t>
+      </w:r>
+    </w:p>
+    <w:p>
+      <w:pPr>
+        <w:ind w:right="-285"/>
+        <w:jc w:val="both"/>
+        <w:rPr>
+          <w:color w:val="000000"/>
+          <w:sz w:val="28"/>
+          <w:szCs w:val="28"/>
+        </w:rPr>
+      </w:pPr>
+      <w:r>
+        <w:rPr>
+          <w:bCs/>
+          <w:i/>
+          <w:color w:val="000000"/>
+          <w:sz w:val="28"/>
+          <w:szCs w:val="28"/>
+        </w:rPr>
+        <w:t>Цель работы:</w:t>
+      </w:r>
+      <w:r>
+        <w:rPr>
+          <w:color w:val="000000"/>
+          <w:sz w:val="28"/>
+          <w:szCs w:val="28"/>
+        </w:rPr>
+        <w:t xml:space="preserve"> Определение логарифмического декремента,  коэффициента затухания, </w:t>
+      </w:r>
+      <w:r>
+        <w:rPr>
+          <w:rFonts w:eastAsia="TimesNewRomanPS-ItalicMT"/>
+          <w:iCs/>
+          <w:color w:val="000000"/>
+          <w:sz w:val="28"/>
+          <w:szCs w:val="28"/>
+        </w:rPr>
+        <w:t>добротности.</w:t>
+      </w:r>
+    </w:p>
+    <w:p>
+      <w:pPr>
+        <w:ind w:right="-285"/>
+        <w:jc w:val="both"/>
+        <w:rPr>
+          <w:color w:val="000000"/>
+          <w:sz w:val="28"/>
+          <w:szCs w:val="28"/>
+        </w:rPr>
+      </w:pPr>
+      <w:r>
+        <w:rPr>
+          <w:i/>
+          <w:color w:val="000000"/>
+          <w:sz w:val="28"/>
+          <w:szCs w:val="28"/>
+        </w:rPr>
+        <w:t>Оборудование</w:t>
+      </w:r>
+      <w:r>
+        <w:rPr>
+          <w:color w:val="000000"/>
+          <w:sz w:val="28"/>
+          <w:szCs w:val="28"/>
+        </w:rPr>
+        <w:t xml:space="preserve">: физический маятник </w:t>
+      </w:r>
+      <w:r>
+        <w:rPr>
+          <w:rFonts w:eastAsia="TimesNewRomanPS-ItalicMT"/>
+          <w:iCs/>
+          <w:color w:val="000000"/>
+          <w:sz w:val="28"/>
+          <w:szCs w:val="28"/>
+        </w:rPr>
+        <w:t>со съемной пластиной, секундомер.</w:t>
+      </w:r>
+    </w:p>
+    <w:p>
+      <w:pPr>
+        <w:ind w:right="-285"/>
+        <w:jc w:val="both"/>
+        <w:rPr>
+          <w:color w:val="000000"/>
+          <w:sz w:val="28"/>
+          <w:szCs w:val="28"/>
+        </w:rPr>
+      </w:pPr>
+    </w:p>
+    <w:p>
+      <w:pPr>
+        <w:ind w:right="-285"/>
+        <w:jc w:val="both"/>
+        <w:rPr>
+          <w:b/>
+          <w:color w:val="000000"/>
+          <w:sz w:val="28"/>
+          <w:szCs w:val="28"/>
+        </w:rPr>
+      </w:pPr>
+      <w:r>
+        <w:rPr>
+          <w:b/>
+          <w:color w:val="000000"/>
+          <w:sz w:val="28"/>
+          <w:szCs w:val="28"/>
+        </w:rPr>
+        <w:t>6.Определение влажности воздуха аспирационным психрометром.</w:t>
+      </w:r>
+    </w:p>
+    <w:p>
+      <w:pPr>
+        <w:ind w:right="-285"/>
+        <w:jc w:val="both"/>
+        <w:rPr>
+          <w:color w:val="000000"/>
+          <w:sz w:val="28"/>
+          <w:szCs w:val="28"/>
+        </w:rPr>
+      </w:pPr>
+      <w:r>
+        <w:rPr>
+          <w:bCs/>
+          <w:i/>
+          <w:color w:val="000000"/>
+          <w:sz w:val="28"/>
+          <w:szCs w:val="28"/>
+        </w:rPr>
+        <w:t>Цель работы:</w:t>
+      </w:r>
+      <w:r>
+        <w:rPr>
+          <w:color w:val="000000"/>
+          <w:sz w:val="28"/>
+          <w:szCs w:val="28"/>
+        </w:rPr>
+        <w:t xml:space="preserve"> Определение относительной влажности воздуха. </w:t>
+      </w:r>
+    </w:p>
+    <w:p>
+      <w:pPr>
+        <w:ind w:right="-285"/>
+        <w:jc w:val="both"/>
+        <w:rPr>
+          <w:color w:val="000000"/>
+          <w:sz w:val="28"/>
+          <w:szCs w:val="28"/>
+        </w:rPr>
+      </w:pPr>
+      <w:r>
+        <w:rPr>
+          <w:i/>
+          <w:color w:val="000000"/>
+          <w:sz w:val="28"/>
+          <w:szCs w:val="28"/>
+        </w:rPr>
+        <w:t xml:space="preserve">Оборудование: </w:t>
+      </w:r>
+      <w:r>
+        <w:rPr>
+          <w:rFonts w:eastAsia="TimesNewRomanPS-ItalicMT"/>
+          <w:iCs/>
+          <w:color w:val="000000"/>
+          <w:sz w:val="28"/>
+          <w:szCs w:val="28"/>
+        </w:rPr>
+        <w:t>стандартный аспирационный психрометр, термометр, барометр.</w:t>
+      </w:r>
+    </w:p>
+    <w:p>
+      <w:pPr>
+        <w:ind w:right="-285"/>
+        <w:jc w:val="both"/>
+        <w:rPr>
+          <w:color w:val="000000"/>
+          <w:sz w:val="28"/>
+          <w:szCs w:val="28"/>
+        </w:rPr>
+      </w:pPr>
+    </w:p>
+    <w:p>
+      <w:pPr>
+        <w:ind w:right="-1"/>
+        <w:jc w:val="both"/>
+        <w:rPr>
+          <w:b/>
+          <w:color w:val="000000"/>
+          <w:sz w:val="28"/>
+          <w:szCs w:val="28"/>
+        </w:rPr>
+      </w:pPr>
+      <w:r>
+        <w:rPr>
+          <w:b/>
+          <w:color w:val="000000"/>
+          <w:sz w:val="28"/>
+          <w:szCs w:val="28"/>
+        </w:rPr>
+        <w:t xml:space="preserve">7.Определение отношения теплоемкостей по методу Клемана и </w:t>
+      </w:r>
+      <w:proofErr w:type="spellStart"/>
+      <w:r>
+        <w:rPr>
+          <w:b/>
+          <w:color w:val="000000"/>
+          <w:sz w:val="28"/>
+          <w:szCs w:val="28"/>
+        </w:rPr>
+        <w:t>Д</w:t>
+      </w:r>
+      <w:r>
+        <w:rPr>
+          <w:b/>
+          <w:color w:val="000000"/>
+          <w:sz w:val="28"/>
+          <w:szCs w:val="28"/>
+        </w:rPr>
+        <w:t>е</w:t>
+      </w:r>
+      <w:r>
+        <w:rPr>
+          <w:b/>
+          <w:color w:val="000000"/>
+          <w:sz w:val="28"/>
+          <w:szCs w:val="28"/>
+        </w:rPr>
+        <w:t>зорма</w:t>
+      </w:r>
+      <w:proofErr w:type="spellEnd"/>
+      <w:r>
+        <w:rPr>
+          <w:b/>
+          <w:color w:val="000000"/>
+          <w:sz w:val="28"/>
+          <w:szCs w:val="28"/>
+        </w:rPr>
+        <w:t>.</w:t>
+      </w:r>
+    </w:p>
+    <w:p>
+      <w:pPr>
+        <w:ind w:right="-285"/>
+        <w:jc w:val="both"/>
+        <w:rPr>
+          <w:color w:val="000000"/>
+          <w:sz w:val="28"/>
+          <w:szCs w:val="28"/>
+        </w:rPr>
+      </w:pPr>
+      <w:r>
+        <w:rPr>
+          <w:bCs/>
+          <w:i/>
+          <w:color w:val="000000"/>
+          <w:sz w:val="28"/>
+          <w:szCs w:val="28"/>
+        </w:rPr>
+        <w:t>Цель работы:</w:t>
+      </w:r>
+      <w:r>
+        <w:rPr>
+          <w:color w:val="000000"/>
+          <w:sz w:val="28"/>
+          <w:szCs w:val="28"/>
+        </w:rPr>
+        <w:t xml:space="preserve"> Определение отношения теплоемкостей для воздуха при атмосферном давлении.</w:t>
+      </w:r>
+    </w:p>
+    <w:p>
+      <w:pPr>
+        <w:ind w:right="-285"/>
+        <w:jc w:val="both"/>
+        <w:rPr>
+          <w:color w:val="000000"/>
+          <w:sz w:val="28"/>
+          <w:szCs w:val="28"/>
+        </w:rPr>
+      </w:pPr>
+      <w:r>
+        <w:rPr>
+          <w:i/>
+          <w:color w:val="000000"/>
+          <w:sz w:val="28"/>
+          <w:szCs w:val="28"/>
+        </w:rPr>
+        <w:t xml:space="preserve">Оборудование: </w:t>
+      </w:r>
+      <w:r>
+        <w:rPr>
+          <w:color w:val="000000"/>
+          <w:sz w:val="28"/>
+          <w:szCs w:val="28"/>
+        </w:rPr>
+        <w:t xml:space="preserve">прибор Клемана и </w:t>
+      </w:r>
+      <w:proofErr w:type="spellStart"/>
+      <w:r>
+        <w:rPr>
+          <w:color w:val="000000"/>
+          <w:sz w:val="28"/>
+          <w:szCs w:val="28"/>
+        </w:rPr>
+        <w:t>Д</w:t>
+      </w:r>
+      <w:r>
+        <w:rPr>
+          <w:color w:val="000000"/>
+          <w:sz w:val="28"/>
+          <w:szCs w:val="28"/>
+        </w:rPr>
+        <w:t>е</w:t>
+      </w:r>
+      <w:r>
+        <w:rPr>
+          <w:color w:val="000000"/>
+          <w:sz w:val="28"/>
+          <w:szCs w:val="28"/>
+        </w:rPr>
+        <w:t>зорма</w:t>
+      </w:r>
+      <w:proofErr w:type="spellEnd"/>
+      <w:r>
+        <w:rPr>
+          <w:color w:val="000000"/>
+          <w:sz w:val="28"/>
+          <w:szCs w:val="28"/>
+        </w:rPr>
+        <w:t>, насос.</w:t>
+      </w:r>
+    </w:p>
+    <w:p>
+      <w:pPr>
+        <w:ind w:right="-285"/>
+        <w:jc w:val="both"/>
+        <w:rPr>
+          <w:color w:val="000000"/>
+          <w:sz w:val="28"/>
+          <w:szCs w:val="28"/>
+        </w:rPr>
+      </w:pPr>
+    </w:p>
+    <w:p>
+      <w:pPr>
+        <w:ind w:right="-285"/>
+        <w:jc w:val="both"/>
+        <w:rPr>
+          <w:b/>
+          <w:color w:val="000000"/>
+          <w:sz w:val="28"/>
+          <w:szCs w:val="28"/>
+        </w:rPr>
+      </w:pPr>
+      <w:r>
+        <w:rPr>
+          <w:b/>
+          <w:color w:val="000000"/>
+          <w:sz w:val="28"/>
+          <w:szCs w:val="28"/>
+        </w:rPr>
+        <w:t>8.Определение коэффициентов сил трения качения</w:t>
+      </w:r>
+    </w:p>
+    <w:p>
+      <w:pPr>
+        <w:ind w:right="-285"/>
+        <w:jc w:val="both"/>
+        <w:rPr>
+          <w:color w:val="000000"/>
+          <w:sz w:val="28"/>
+          <w:szCs w:val="28"/>
+        </w:rPr>
+      </w:pPr>
+      <w:r>
+        <w:rPr>
+          <w:i/>
+          <w:color w:val="000000"/>
+          <w:sz w:val="28"/>
+          <w:szCs w:val="28"/>
+        </w:rPr>
+        <w:t>Цель работы:</w:t>
+      </w:r>
+      <w:r>
+        <w:rPr>
+          <w:color w:val="000000"/>
+          <w:sz w:val="28"/>
+          <w:szCs w:val="28"/>
+        </w:rPr>
+        <w:t xml:space="preserve"> Рассчитать коэффициенты сил трения качения для раз-</w:t>
+      </w:r>
+    </w:p>
+    <w:p>
+      <w:pPr>
+        <w:ind w:right="-285"/>
+        <w:jc w:val="both"/>
+        <w:rPr>
+          <w:color w:val="000000"/>
+          <w:sz w:val="28"/>
+          <w:szCs w:val="28"/>
+        </w:rPr>
+      </w:pPr>
+      <w:r>
+        <w:rPr>
+          <w:color w:val="000000"/>
+          <w:sz w:val="28"/>
+          <w:szCs w:val="28"/>
+        </w:rPr>
+        <w:t>личных поверхностей.</w:t>
+      </w:r>
+    </w:p>
+    <w:p>
+      <w:pPr>
+        <w:ind w:right="-285"/>
+        <w:jc w:val="both"/>
+        <w:rPr>
+          <w:color w:val="000000"/>
+          <w:sz w:val="28"/>
+          <w:szCs w:val="28"/>
+        </w:rPr>
+      </w:pPr>
+      <w:r>
+        <w:rPr>
+          <w:i/>
+          <w:color w:val="000000"/>
+          <w:sz w:val="28"/>
+          <w:szCs w:val="28"/>
+        </w:rPr>
+        <w:t>Оборудование:</w:t>
+      </w:r>
+      <w:r>
+        <w:rPr>
+          <w:color w:val="000000"/>
+          <w:sz w:val="28"/>
+          <w:szCs w:val="28"/>
+        </w:rPr>
+        <w:t xml:space="preserve"> Установка Лебедева, набор различных подстилающих</w:t>
+      </w:r>
+    </w:p>
+    <w:p>
+      <w:pPr>
+        <w:ind w:right="-285"/>
+        <w:jc w:val="both"/>
+        <w:rPr>
+          <w:color w:val="000000"/>
+          <w:sz w:val="28"/>
+          <w:szCs w:val="28"/>
+        </w:rPr>
+      </w:pPr>
+      <w:r>
+        <w:rPr>
+          <w:color w:val="000000"/>
+          <w:sz w:val="28"/>
+          <w:szCs w:val="28"/>
+        </w:rPr>
+        <w:t>поверхностей.</w:t>
+      </w:r>
+    </w:p>
+    <w:p>
+      <w:pPr>
+        <w:ind w:right="-285"/>
+        <w:jc w:val="both"/>
+        <w:rPr>
+          <w:b/>
+          <w:color w:val="000000"/>
+          <w:sz w:val="28"/>
+          <w:szCs w:val="28"/>
+        </w:rPr>
+      </w:pPr>
+    </w:p>
+    <w:p>
+      <w:pPr>
+        <w:ind w:right="-285"/>
+        <w:jc w:val="both"/>
+        <w:rPr>
+          <w:b/>
+          <w:color w:val="000000"/>
+          <w:sz w:val="28"/>
+          <w:szCs w:val="28"/>
+        </w:rPr>
+      </w:pPr>
+      <w:r>
+        <w:rPr>
+          <w:b/>
+          <w:color w:val="000000"/>
+          <w:sz w:val="28"/>
+          <w:szCs w:val="28"/>
+        </w:rPr>
+        <w:t>9.Определение коэффициента внутреннего трения жидкостей по методу Стокса.</w:t>
+      </w:r>
+    </w:p>
+    <w:p>
+      <w:pPr>
+        <w:ind w:right="-285"/>
+        <w:jc w:val="both"/>
+        <w:rPr>
+          <w:color w:val="000000"/>
+          <w:sz w:val="28"/>
+          <w:szCs w:val="28"/>
+        </w:rPr>
+      </w:pPr>
+      <w:r>
+        <w:rPr>
+          <w:bCs/>
+          <w:i/>
+          <w:color w:val="000000"/>
+          <w:sz w:val="28"/>
+          <w:szCs w:val="28"/>
+        </w:rPr>
+        <w:t>Цель работы:</w:t>
+      </w:r>
+      <w:r>
+        <w:rPr>
+          <w:color w:val="000000"/>
+          <w:sz w:val="28"/>
+          <w:szCs w:val="28"/>
+        </w:rPr>
+        <w:t xml:space="preserve"> Вычислить коэффициент вязкости глицерина.</w:t>
+      </w:r>
+    </w:p>
+    <w:p>
+      <w:pPr>
+        <w:ind w:right="-285"/>
+        <w:jc w:val="both"/>
+        <w:rPr>
+          <w:color w:val="000000"/>
+          <w:sz w:val="28"/>
+          <w:szCs w:val="28"/>
+        </w:rPr>
+      </w:pPr>
+      <w:r>
+        <w:rPr>
+          <w:i/>
+          <w:color w:val="000000"/>
+          <w:sz w:val="28"/>
+          <w:szCs w:val="28"/>
+        </w:rPr>
+        <w:t xml:space="preserve">Оборудование: </w:t>
+      </w:r>
+      <w:r>
+        <w:rPr>
+          <w:color w:val="000000"/>
+          <w:sz w:val="28"/>
+          <w:szCs w:val="28"/>
+        </w:rPr>
+        <w:t>стеклянный цилиндр с жидкостью (глицерин), лупа с окулярным микрометром с ценой деления 0,01см, секундомер, линейка, свинцовые шарики пинцет.</w:t>
+      </w:r>
+    </w:p>
+    <w:p>
+      <w:pPr>
+        <w:ind w:left="360" w:right="-285"/>
+        <w:jc w:val="both"/>
+        <w:rPr>
+          <w:b/>
+          <w:color w:val="000000"/>
+          <w:sz w:val="28"/>
+          <w:szCs w:val="28"/>
+        </w:rPr>
+      </w:pPr>
+    </w:p>
+    <w:p>
+      <w:pPr>
+        <w:pStyle w:val="RPD_FOS_ae"/>
+        <w:spacing w:after="0"/>
+        <w:ind w:firstLine="426"/>
+        <w:jc w:val="both"/>
+        <w:rPr>
+          <w:color w:val="000000"/>
+          <w:sz w:val="28"/>
+          <w:szCs w:val="28"/>
+        </w:rPr>
+      </w:pPr>
+      <w:r>
+        <w:rPr>
+          <w:color w:val="000000"/>
+          <w:sz w:val="28"/>
+          <w:szCs w:val="28"/>
+        </w:rPr>
+        <w:t xml:space="preserve">Перечень лабораторных работ. Семестр №8 (работы №10–18)</w:t>
+      </w:r>
+      <w:r>
+        <w:rPr>
+          <w:color w:val="000000"/>
+          <w:sz w:val="28"/>
+          <w:szCs w:val="28"/>
+        </w:rPr>
+        <w:t/>
+      </w:r>
+      <w:r>
+        <w:rPr>
+          <w:color w:val="000000"/>
+          <w:spacing w:val="-6"/>
+          <w:sz w:val="28"/>
+          <w:szCs w:val="28"/>
+        </w:rPr>
+        <w:t xml:space="preserve"/>
+      </w:r>
+      <w:r>
+        <w:rPr>
+          <w:color w:val="000000"/>
+          <w:sz w:val="28"/>
+          <w:szCs w:val="28"/>
+        </w:rPr>
+        <w:t/>
+      </w:r>
+    </w:p>
+    <w:p>
+      <w:pPr>
+        <w:ind w:right="-285"/>
+        <w:jc w:val="both"/>
+        <w:rPr>
+          <w:b/>
+          <w:color w:val="000000"/>
+          <w:sz w:val="28"/>
+          <w:szCs w:val="28"/>
+        </w:rPr>
+      </w:pPr>
+      <w:r>
+        <w:rPr>
+          <w:b/>
+          <w:color w:val="000000"/>
+          <w:sz w:val="28"/>
+          <w:szCs w:val="28"/>
+        </w:rPr>
+        <w:t>10.Определение ЭДС гальванического элемента компенсационным м</w:t>
+      </w:r>
+      <w:r>
+        <w:rPr>
+          <w:b/>
+          <w:color w:val="000000"/>
+          <w:sz w:val="28"/>
+          <w:szCs w:val="28"/>
+        </w:rPr>
+        <w:t>е</w:t>
+      </w:r>
+      <w:r>
+        <w:rPr>
+          <w:b/>
+          <w:color w:val="000000"/>
+          <w:sz w:val="28"/>
+          <w:szCs w:val="28"/>
+        </w:rPr>
+        <w:t>тодом.</w:t>
+      </w:r>
+    </w:p>
+    <w:p>
+      <w:pPr>
+        <w:ind w:right="-285"/>
+        <w:jc w:val="both"/>
+        <w:rPr>
+          <w:color w:val="000000"/>
+          <w:sz w:val="28"/>
+          <w:szCs w:val="28"/>
+        </w:rPr>
+      </w:pPr>
+      <w:r>
+        <w:rPr>
+          <w:bCs/>
+          <w:i/>
+          <w:color w:val="000000"/>
+          <w:sz w:val="28"/>
+          <w:szCs w:val="28"/>
+        </w:rPr>
+        <w:t>Цель работы:</w:t>
+      </w:r>
+      <w:r>
+        <w:rPr>
+          <w:color w:val="000000"/>
+          <w:sz w:val="28"/>
+          <w:szCs w:val="28"/>
+        </w:rPr>
+        <w:t xml:space="preserve"> Определение ЭДС гальванического элемента.</w:t>
+      </w:r>
+    </w:p>
+    <w:p>
+      <w:pPr>
+        <w:ind w:right="-285"/>
+        <w:jc w:val="both"/>
+        <w:rPr>
+          <w:color w:val="000000"/>
+          <w:sz w:val="28"/>
+          <w:szCs w:val="28"/>
+        </w:rPr>
+      </w:pPr>
+      <w:r>
+        <w:rPr>
+          <w:i/>
+          <w:color w:val="000000"/>
+          <w:sz w:val="28"/>
+          <w:szCs w:val="28"/>
+        </w:rPr>
+        <w:t xml:space="preserve">Оборудование: </w:t>
+      </w:r>
+      <w:r>
+        <w:rPr>
+          <w:color w:val="000000"/>
+          <w:sz w:val="28"/>
+          <w:szCs w:val="28"/>
+        </w:rPr>
+        <w:t>реохорд, гальванометр, эталонный и исследуемый гальванические элементы, провода.</w:t>
+      </w:r>
+    </w:p>
+    <w:p>
+      <w:pPr>
+        <w:ind w:left="360" w:right="-285"/>
+        <w:jc w:val="both"/>
+        <w:rPr>
+          <w:b/>
+          <w:color w:val="000000"/>
+          <w:sz w:val="28"/>
+          <w:szCs w:val="28"/>
+        </w:rPr>
+      </w:pPr>
+    </w:p>
+    <w:p>
+      <w:pPr>
+        <w:ind w:right="-285"/>
+        <w:jc w:val="both"/>
+        <w:rPr>
+          <w:b/>
+          <w:color w:val="000000"/>
+          <w:sz w:val="28"/>
+          <w:szCs w:val="28"/>
+        </w:rPr>
+      </w:pPr>
+      <w:r>
+        <w:rPr>
+          <w:b/>
+          <w:color w:val="000000"/>
+          <w:sz w:val="28"/>
+          <w:szCs w:val="28"/>
+        </w:rPr>
+        <w:t>11.</w:t>
+      </w:r>
+      <w:r>
+        <w:rPr>
+          <w:b/>
+          <w:color w:val="000000"/>
+          <w:sz w:val="28"/>
+          <w:szCs w:val="28"/>
+        </w:rPr>
+        <w:t xml:space="preserve"> </w:t>
+      </w:r>
+      <w:r>
+        <w:rPr>
+          <w:b/>
+          <w:color w:val="000000"/>
+          <w:sz w:val="28"/>
+          <w:szCs w:val="28"/>
+        </w:rPr>
+        <w:t>Определение горизонтальной составляющей индукции магнитного поля Зе</w:t>
+      </w:r>
+      <w:r>
+        <w:rPr>
+          <w:b/>
+          <w:color w:val="000000"/>
+          <w:sz w:val="28"/>
+          <w:szCs w:val="28"/>
+        </w:rPr>
+        <w:t>м</w:t>
+      </w:r>
+      <w:r>
+        <w:rPr>
+          <w:b/>
+          <w:color w:val="000000"/>
+          <w:sz w:val="28"/>
+          <w:szCs w:val="28"/>
+        </w:rPr>
+        <w:t>ли.</w:t>
+      </w:r>
+    </w:p>
+    <w:p>
+      <w:pPr>
+        <w:pStyle w:val="RPD_FOS_Default"/>
+        <w:rPr>
+          <w:bCs/>
+          <w:sz w:val="28"/>
+          <w:szCs w:val="28"/>
+        </w:rPr>
+      </w:pPr>
+      <w:r>
+        <w:rPr>
+          <w:bCs/>
+          <w:i/>
+          <w:sz w:val="28"/>
+          <w:szCs w:val="28"/>
+        </w:rPr>
+        <w:t>Цель работы:</w:t>
+      </w:r>
+      <w:r>
+        <w:rPr>
+          <w:bCs/>
+          <w:sz w:val="28"/>
+          <w:szCs w:val="28"/>
+        </w:rPr>
+        <w:t xml:space="preserve"> Изучение характеристик магнитного поля, </w:t>
+      </w:r>
+    </w:p>
+    <w:p>
+      <w:pPr>
+        <w:pStyle w:val="RPD_FOS_Default"/>
+        <w:rPr>
+          <w:sz w:val="28"/>
+          <w:szCs w:val="28"/>
+        </w:rPr>
+      </w:pPr>
+      <w:r>
+        <w:rPr>
+          <w:sz w:val="28"/>
+          <w:szCs w:val="28"/>
+        </w:rPr>
+        <w:t>определение горизонтальной составляющей индукции магнитного поля Земли.</w:t>
+      </w:r>
+    </w:p>
+    <w:p>
+      <w:pPr>
+        <w:pStyle w:val="RPD_FOS_Default"/>
+        <w:rPr>
+          <w:sz w:val="28"/>
+          <w:szCs w:val="28"/>
+        </w:rPr>
+      </w:pPr>
+      <w:r>
+        <w:rPr>
+          <w:i/>
+          <w:sz w:val="28"/>
+          <w:szCs w:val="28"/>
+        </w:rPr>
+        <w:t>Оборудование:</w:t>
+      </w:r>
+      <w:r>
+        <w:rPr>
+          <w:sz w:val="28"/>
+          <w:szCs w:val="28"/>
+        </w:rPr>
+        <w:t xml:space="preserve"> Тангенс-буссоль, источник ВC-24, амперметр,  переключатель 6-полюсный, соединительные провода </w:t>
+      </w:r>
+    </w:p>
+    <w:p>
+      <w:pPr>
+        <w:pStyle w:val="RPD_FOS_Default"/>
+        <w:rPr>
+          <w:sz w:val="28"/>
+          <w:szCs w:val="28"/>
+        </w:rPr>
+      </w:pPr>
+      <w:r>
+        <w:rPr>
+          <w:sz w:val="28"/>
+          <w:szCs w:val="28"/>
+        </w:rPr>
+        <w:t>(пара проводов должна быть достаточно длинной и витой), реостат – 100 Ом.</w:t>
+      </w:r>
+    </w:p>
+    <w:p>
+      <w:pPr>
+        <w:ind w:left="360" w:right="-285"/>
+        <w:jc w:val="both"/>
+        <w:rPr>
+          <w:b/>
+          <w:color w:val="000000"/>
+          <w:sz w:val="28"/>
+          <w:szCs w:val="28"/>
+        </w:rPr>
+      </w:pPr>
+    </w:p>
+    <w:p>
+      <w:pPr>
+        <w:ind w:right="-285"/>
+        <w:jc w:val="both"/>
+        <w:rPr>
+          <w:b/>
+          <w:color w:val="000000"/>
+          <w:sz w:val="28"/>
+          <w:szCs w:val="28"/>
+        </w:rPr>
+      </w:pPr>
+      <w:r>
+        <w:rPr>
+          <w:b/>
+          <w:color w:val="000000"/>
+          <w:sz w:val="28"/>
+          <w:szCs w:val="28"/>
+        </w:rPr>
+        <w:t>12.</w:t>
+      </w:r>
+      <w:r>
+        <w:rPr>
+          <w:b/>
+          <w:color w:val="000000"/>
+          <w:sz w:val="28"/>
+          <w:szCs w:val="28"/>
+        </w:rPr>
+        <w:t xml:space="preserve"> </w:t>
+      </w:r>
+      <w:r>
+        <w:rPr>
+          <w:b/>
+          <w:color w:val="000000"/>
+          <w:sz w:val="28"/>
+          <w:szCs w:val="28"/>
+        </w:rPr>
+        <w:t>Определение электрохимического эквивалента меди и числа Фар</w:t>
+      </w:r>
+      <w:r>
+        <w:rPr>
+          <w:b/>
+          <w:color w:val="000000"/>
+          <w:sz w:val="28"/>
+          <w:szCs w:val="28"/>
+        </w:rPr>
+        <w:t>а</w:t>
+      </w:r>
+      <w:r>
+        <w:rPr>
+          <w:b/>
+          <w:color w:val="000000"/>
+          <w:sz w:val="28"/>
+          <w:szCs w:val="28"/>
+        </w:rPr>
+        <w:t>дея.</w:t>
+      </w:r>
+    </w:p>
+    <w:p>
+      <w:pPr>
+        <w:ind w:right="-285"/>
+        <w:jc w:val="both"/>
+        <w:rPr>
+          <w:color w:val="000000"/>
+          <w:sz w:val="28"/>
+          <w:szCs w:val="28"/>
+        </w:rPr>
+      </w:pPr>
+      <w:r>
+        <w:rPr>
+          <w:bCs/>
+          <w:i/>
+          <w:color w:val="000000"/>
+          <w:sz w:val="28"/>
+          <w:szCs w:val="28"/>
+        </w:rPr>
+        <w:t>Цель работы:</w:t>
+      </w:r>
+      <w:r>
+        <w:rPr>
+          <w:bCs/>
+          <w:color w:val="000000"/>
+          <w:sz w:val="28"/>
+          <w:szCs w:val="28"/>
+        </w:rPr>
+        <w:t xml:space="preserve"> Изучение законов Фарадея для электролиза, о</w:t>
+      </w:r>
+      <w:r>
+        <w:rPr>
+          <w:color w:val="000000"/>
+          <w:sz w:val="28"/>
+          <w:szCs w:val="28"/>
+        </w:rPr>
+        <w:t>пределение электрохимического эквивалента меди и числа Фар</w:t>
+      </w:r>
+      <w:r>
+        <w:rPr>
+          <w:color w:val="000000"/>
+          <w:sz w:val="28"/>
+          <w:szCs w:val="28"/>
+        </w:rPr>
+        <w:t>а</w:t>
+      </w:r>
+      <w:r>
+        <w:rPr>
+          <w:color w:val="000000"/>
+          <w:sz w:val="28"/>
+          <w:szCs w:val="28"/>
+        </w:rPr>
+        <w:t>дея.</w:t>
+      </w:r>
+    </w:p>
+    <w:p>
+      <w:pPr>
+        <w:ind w:right="-285"/>
+        <w:jc w:val="both"/>
+        <w:rPr>
+          <w:color w:val="000000"/>
+          <w:sz w:val="28"/>
+          <w:szCs w:val="28"/>
+        </w:rPr>
+      </w:pPr>
+      <w:r>
+        <w:rPr>
+          <w:i/>
+          <w:color w:val="000000"/>
+          <w:sz w:val="28"/>
+          <w:szCs w:val="28"/>
+        </w:rPr>
+        <w:t xml:space="preserve">Оборудование: </w:t>
+      </w:r>
+      <w:r>
+        <w:rPr>
+          <w:color w:val="000000"/>
+          <w:sz w:val="28"/>
+          <w:szCs w:val="28"/>
+        </w:rPr>
+        <w:t>сосуд для электролиза, секундомер, реостат, источник постоянного тока, амперметр, весы с разновесом, ключ.</w:t>
+      </w:r>
+    </w:p>
+    <w:p>
+      <w:pPr>
+        <w:ind w:left="75" w:right="-285"/>
+        <w:jc w:val="both"/>
+        <w:rPr>
+          <w:b/>
+          <w:color w:val="000000"/>
+          <w:sz w:val="28"/>
+          <w:szCs w:val="28"/>
+        </w:rPr>
+      </w:pPr>
+    </w:p>
+    <w:p>
+      <w:pPr>
+        <w:pStyle w:val="RPD_FOS_ae"/>
+        <w:spacing w:after="0"/>
+        <w:jc w:val="both"/>
+        <w:rPr>
+          <w:b/>
+          <w:color w:val="000000"/>
+          <w:sz w:val="28"/>
+          <w:szCs w:val="28"/>
+        </w:rPr>
+      </w:pPr>
+      <w:r>
+        <w:rPr>
+          <w:b/>
+          <w:color w:val="000000"/>
+          <w:sz w:val="28"/>
+          <w:szCs w:val="28"/>
+        </w:rPr>
+        <w:t>13.</w:t>
+      </w:r>
+      <w:r>
+        <w:rPr>
+          <w:b/>
+          <w:color w:val="000000"/>
+          <w:sz w:val="28"/>
+          <w:szCs w:val="28"/>
+        </w:rPr>
+        <w:t xml:space="preserve"> </w:t>
+      </w:r>
+      <w:r>
+        <w:rPr>
+          <w:b/>
+          <w:color w:val="000000"/>
+          <w:sz w:val="28"/>
+          <w:szCs w:val="28"/>
+        </w:rPr>
+        <w:t>Определение длины волны лазерного излучения.</w:t>
+      </w:r>
+    </w:p>
+    <w:p>
+      <w:pPr>
+        <w:ind w:right="-285"/>
+        <w:jc w:val="both"/>
+        <w:rPr>
+          <w:i/>
+          <w:color w:val="000000"/>
+          <w:sz w:val="28"/>
+          <w:szCs w:val="28"/>
+        </w:rPr>
+      </w:pPr>
+      <w:r>
+        <w:rPr>
+          <w:bCs/>
+          <w:i/>
+          <w:color w:val="000000"/>
+          <w:sz w:val="28"/>
+          <w:szCs w:val="28"/>
+        </w:rPr>
+        <w:t>Цель работы:</w:t>
+      </w:r>
+      <w:r>
+        <w:rPr>
+          <w:bCs/>
+          <w:color w:val="000000"/>
+          <w:sz w:val="28"/>
+          <w:szCs w:val="28"/>
+        </w:rPr>
+        <w:t xml:space="preserve"> </w:t>
+      </w:r>
+      <w:r>
+        <w:rPr>
+          <w:color w:val="000000"/>
+          <w:sz w:val="28"/>
+          <w:szCs w:val="28"/>
+        </w:rPr>
+        <w:t>Изучение принципа работы газового лаз</w:t>
+      </w:r>
+      <w:r>
+        <w:rPr>
+          <w:color w:val="000000"/>
+          <w:sz w:val="28"/>
+          <w:szCs w:val="28"/>
+        </w:rPr>
+        <w:t>е</w:t>
+      </w:r>
+      <w:r>
+        <w:rPr>
+          <w:color w:val="000000"/>
+          <w:sz w:val="28"/>
+          <w:szCs w:val="28"/>
+        </w:rPr>
+        <w:t>ра. Определение длины волны лазерного излучения с помощью дифракционной решетки.</w:t>
+      </w:r>
+      <w:r>
+        <w:rPr>
+          <w:i/>
+          <w:color w:val="000000"/>
+          <w:sz w:val="28"/>
+          <w:szCs w:val="28"/>
+        </w:rPr>
+        <w:t xml:space="preserve"> </w:t>
+      </w:r>
+    </w:p>
+    <w:p>
+      <w:pPr>
+        <w:ind w:right="-285"/>
+        <w:jc w:val="both"/>
+        <w:rPr>
+          <w:color w:val="000000"/>
+          <w:sz w:val="28"/>
+          <w:szCs w:val="28"/>
+        </w:rPr>
+      </w:pPr>
+      <w:r>
+        <w:rPr>
+          <w:i/>
+          <w:color w:val="000000"/>
+          <w:sz w:val="28"/>
+          <w:szCs w:val="28"/>
+        </w:rPr>
+        <w:t xml:space="preserve">Оборудование: </w:t>
+      </w:r>
+      <w:r>
+        <w:rPr>
+          <w:color w:val="000000"/>
+          <w:sz w:val="28"/>
+          <w:szCs w:val="28"/>
+        </w:rPr>
+        <w:t>Лазер, дифракционная решетка, экран.</w:t>
+      </w:r>
+    </w:p>
+    <w:p>
+      <w:pPr>
+        <w:pStyle w:val="RPD_FOS_ae"/>
+        <w:spacing w:after="0"/>
+        <w:jc w:val="both"/>
+        <w:rPr>
+          <w:b/>
+          <w:color w:val="000000"/>
+          <w:sz w:val="28"/>
+          <w:szCs w:val="28"/>
+        </w:rPr>
+      </w:pPr>
+      <w:r>
+        <w:rPr>
+          <w:b/>
+          <w:color w:val="000000"/>
+          <w:sz w:val="28"/>
+          <w:szCs w:val="28"/>
+        </w:rPr>
+        <w:t>14.</w:t>
+      </w:r>
+      <w:r>
+        <w:rPr>
+          <w:b/>
+          <w:color w:val="000000"/>
+          <w:sz w:val="28"/>
+          <w:szCs w:val="28"/>
+        </w:rPr>
+        <w:t xml:space="preserve"> </w:t>
+      </w:r>
+      <w:r>
+        <w:rPr>
+          <w:b/>
+          <w:color w:val="000000"/>
+          <w:sz w:val="28"/>
+          <w:szCs w:val="28"/>
+        </w:rPr>
+        <w:t>Определение фокусных расстояний линзы.</w:t>
+      </w:r>
+    </w:p>
+    <w:p>
+      <w:pPr>
+        <w:ind w:right="-285"/>
+        <w:jc w:val="both"/>
+        <w:rPr>
+          <w:i/>
+          <w:color w:val="000000"/>
+          <w:sz w:val="28"/>
+          <w:szCs w:val="28"/>
+        </w:rPr>
+      </w:pPr>
+      <w:r>
+        <w:rPr>
+          <w:bCs/>
+          <w:i/>
+          <w:color w:val="000000"/>
+          <w:sz w:val="28"/>
+          <w:szCs w:val="28"/>
+        </w:rPr>
+        <w:t>Цель работы:</w:t>
+      </w:r>
+      <w:r>
+        <w:rPr>
+          <w:bCs/>
+          <w:color w:val="000000"/>
+          <w:sz w:val="28"/>
+          <w:szCs w:val="28"/>
+        </w:rPr>
+        <w:t xml:space="preserve"> Изучение методов определения фокусных расстояний линз.</w:t>
+      </w:r>
+    </w:p>
+    <w:p>
+      <w:pPr>
+        <w:pStyle w:val="RPD_FOS_ae"/>
+        <w:spacing w:after="0"/>
+        <w:rPr>
+          <w:color w:val="000000"/>
+          <w:sz w:val="28"/>
+          <w:szCs w:val="28"/>
+        </w:rPr>
+      </w:pPr>
+      <w:r>
+        <w:rPr>
+          <w:i/>
+          <w:color w:val="000000"/>
+          <w:sz w:val="28"/>
+          <w:szCs w:val="28"/>
+        </w:rPr>
+        <w:t xml:space="preserve">Оборудование: </w:t>
+      </w:r>
+      <w:r>
+        <w:rPr>
+          <w:color w:val="000000"/>
+          <w:sz w:val="28"/>
+          <w:szCs w:val="28"/>
+        </w:rPr>
+        <w:t>оптическая скамья, осветитель, линзы, держатели для линз, линейка, экран.</w:t>
+      </w:r>
+    </w:p>
+    <w:p>
+      <w:pPr>
+        <w:jc w:val="both"/>
+        <w:rPr>
+          <w:color w:val="000000"/>
+          <w:sz w:val="28"/>
+          <w:szCs w:val="28"/>
+        </w:rPr>
+      </w:pPr>
+    </w:p>
+    <w:p>
+      <w:pPr>
+        <w:jc w:val="both"/>
+        <w:rPr>
+          <w:b/>
+          <w:color w:val="000000"/>
+          <w:sz w:val="28"/>
+          <w:szCs w:val="28"/>
+        </w:rPr>
+      </w:pPr>
+      <w:r>
+        <w:rPr>
+          <w:b/>
+          <w:color w:val="000000"/>
+          <w:sz w:val="28"/>
+          <w:szCs w:val="28"/>
+        </w:rPr>
+        <w:t>15.И</w:t>
+      </w:r>
+      <w:r>
+        <w:rPr>
+          <w:b/>
+          <w:color w:val="000000"/>
+          <w:sz w:val="28"/>
+          <w:szCs w:val="28"/>
+        </w:rPr>
+        <w:t xml:space="preserve"> </w:t>
+      </w:r>
+      <w:proofErr w:type="spellStart"/>
+      <w:r>
+        <w:rPr>
+          <w:b/>
+          <w:color w:val="000000"/>
+          <w:sz w:val="28"/>
+          <w:szCs w:val="28"/>
+        </w:rPr>
+        <w:t>змерение</w:t>
+      </w:r>
+      <w:proofErr w:type="spellEnd"/>
+      <w:r>
+        <w:rPr>
+          <w:b/>
+          <w:color w:val="000000"/>
+          <w:sz w:val="28"/>
+          <w:szCs w:val="28"/>
+        </w:rPr>
+        <w:t xml:space="preserve"> показателя преломления стекла при помощи микроскопа.</w:t>
+      </w:r>
+    </w:p>
+    <w:p>
+      <w:pPr>
+        <w:ind w:right="-285"/>
+        <w:jc w:val="both"/>
+        <w:rPr>
+          <w:i/>
+          <w:color w:val="000000"/>
+          <w:sz w:val="28"/>
+          <w:szCs w:val="28"/>
+        </w:rPr>
+      </w:pPr>
+      <w:r>
+        <w:rPr>
+          <w:bCs/>
+          <w:i/>
+          <w:color w:val="000000"/>
+          <w:sz w:val="28"/>
+          <w:szCs w:val="28"/>
+        </w:rPr>
+        <w:t>Цель работы:</w:t>
+      </w:r>
+      <w:r>
+        <w:rPr>
+          <w:bCs/>
+          <w:color w:val="000000"/>
+          <w:sz w:val="28"/>
+          <w:szCs w:val="28"/>
+        </w:rPr>
+        <w:t xml:space="preserve"> Изучение принципа действия микроскопа. Определение </w:t>
+      </w:r>
+      <w:r>
+        <w:rPr>
+          <w:color w:val="000000"/>
+          <w:sz w:val="28"/>
+          <w:szCs w:val="28"/>
+        </w:rPr>
+        <w:t>показателя преломления стекла при помощи микроскопа.</w:t>
+      </w:r>
+    </w:p>
+    <w:p>
+      <w:pPr>
+        <w:jc w:val="both"/>
+        <w:rPr>
+          <w:color w:val="000000"/>
+          <w:sz w:val="28"/>
+          <w:szCs w:val="28"/>
+        </w:rPr>
+      </w:pPr>
+      <w:r>
+        <w:rPr>
+          <w:i/>
+          <w:color w:val="000000"/>
+          <w:sz w:val="28"/>
+          <w:szCs w:val="28"/>
+        </w:rPr>
+        <w:t xml:space="preserve">Оборудование: </w:t>
+      </w:r>
+      <w:r>
+        <w:rPr>
+          <w:color w:val="000000"/>
+          <w:sz w:val="28"/>
+          <w:szCs w:val="28"/>
+        </w:rPr>
+        <w:t>микроскоп, имеющий микрометрическое перемещение туб</w:t>
+      </w:r>
+      <w:r>
+        <w:rPr>
+          <w:color w:val="000000"/>
+          <w:sz w:val="28"/>
+          <w:szCs w:val="28"/>
+        </w:rPr>
+        <w:t>у</w:t>
+      </w:r>
+      <w:r>
+        <w:rPr>
+          <w:color w:val="000000"/>
+          <w:sz w:val="28"/>
+          <w:szCs w:val="28"/>
+        </w:rPr>
+        <w:t>са; стеклянная пластинка с чёрной меткой на одной из поверхн</w:t>
+      </w:r>
+      <w:r>
+        <w:rPr>
+          <w:color w:val="000000"/>
+          <w:sz w:val="28"/>
+          <w:szCs w:val="28"/>
+        </w:rPr>
+        <w:t>о</w:t>
+      </w:r>
+      <w:r>
+        <w:rPr>
+          <w:color w:val="000000"/>
+          <w:sz w:val="28"/>
+          <w:szCs w:val="28"/>
+        </w:rPr>
+        <w:t>стей; чистая пластинка из исследуемого стекла; пластинка из исследуемого стекла с метками на обеих поверхн</w:t>
+      </w:r>
+      <w:r>
+        <w:rPr>
+          <w:color w:val="000000"/>
+          <w:sz w:val="28"/>
+          <w:szCs w:val="28"/>
+        </w:rPr>
+        <w:t>о</w:t>
+      </w:r>
+      <w:r>
+        <w:rPr>
+          <w:color w:val="000000"/>
+          <w:sz w:val="28"/>
+          <w:szCs w:val="28"/>
+        </w:rPr>
+        <w:t>стях; зеркальная пластинка из исследуемого стекла с меткой на чистой повер</w:t>
+      </w:r>
+      <w:r>
+        <w:rPr>
+          <w:color w:val="000000"/>
+          <w:sz w:val="28"/>
+          <w:szCs w:val="28"/>
+        </w:rPr>
+        <w:t>х</w:t>
+      </w:r>
+      <w:r>
+        <w:rPr>
+          <w:color w:val="000000"/>
+          <w:sz w:val="28"/>
+          <w:szCs w:val="28"/>
+        </w:rPr>
+        <w:t>ности; микрометр.</w:t>
+      </w:r>
+    </w:p>
+    <w:p>
+      <w:pPr>
+        <w:tabs>
+          <w:tab w:val="left" w:pos="0"/>
+          <w:tab w:val="left" w:pos="426"/>
+        </w:tabs>
+        <w:jc w:val="both"/>
+        <w:rPr>
+          <w:color w:val="000000"/>
+          <w:sz w:val="28"/>
+          <w:szCs w:val="28"/>
+        </w:rPr>
+      </w:pPr>
+    </w:p>
+    <w:p>
+      <w:pPr>
+        <w:tabs>
+          <w:tab w:val="left" w:pos="0"/>
+          <w:tab w:val="left" w:pos="426"/>
+        </w:tabs>
+        <w:jc w:val="both"/>
+        <w:rPr>
+          <w:b/>
+          <w:color w:val="000000"/>
+          <w:sz w:val="28"/>
+          <w:szCs w:val="28"/>
+        </w:rPr>
+      </w:pPr>
+      <w:r>
+        <w:rPr>
+          <w:b/>
+          <w:color w:val="000000"/>
+          <w:sz w:val="28"/>
+          <w:szCs w:val="28"/>
+        </w:rPr>
+        <w:t>16.Изучение спектра водорода и определение постоянной Ридберга.</w:t>
+      </w:r>
+    </w:p>
+    <w:p>
+      <w:pPr>
+        <w:rPr>
+          <w:color w:val="000000"/>
+          <w:sz w:val="28"/>
+          <w:szCs w:val="28"/>
+        </w:rPr>
+      </w:pPr>
+      <w:r>
+        <w:rPr>
+          <w:i/>
+          <w:color w:val="000000"/>
+          <w:sz w:val="28"/>
+          <w:szCs w:val="28"/>
+        </w:rPr>
+        <w:t>Цель работы</w:t>
+      </w:r>
+      <w:r>
+        <w:rPr>
+          <w:color w:val="000000"/>
+          <w:sz w:val="28"/>
+          <w:szCs w:val="28"/>
+        </w:rPr>
+        <w:t>: ознакомление с устройством, работой и градуировкой призме</w:t>
+      </w:r>
+      <w:r>
+        <w:rPr>
+          <w:color w:val="000000"/>
+          <w:sz w:val="28"/>
+          <w:szCs w:val="28"/>
+        </w:rPr>
+        <w:t>н</w:t>
+      </w:r>
+      <w:r>
+        <w:rPr>
+          <w:color w:val="000000"/>
+          <w:sz w:val="28"/>
+          <w:szCs w:val="28"/>
+        </w:rPr>
+        <w:t>ного спектроскопа; изучение спектра водорода и определение постоянной Ри</w:t>
+      </w:r>
+      <w:r>
+        <w:rPr>
+          <w:color w:val="000000"/>
+          <w:sz w:val="28"/>
+          <w:szCs w:val="28"/>
+        </w:rPr>
+        <w:t>д</w:t>
+      </w:r>
+      <w:r>
+        <w:rPr>
+          <w:color w:val="000000"/>
+          <w:sz w:val="28"/>
+          <w:szCs w:val="28"/>
+        </w:rPr>
+        <w:t>берга.</w:t>
+      </w:r>
+    </w:p>
+    <w:p>
+      <w:pPr>
+        <w:rPr>
+          <w:color w:val="000000"/>
+          <w:sz w:val="28"/>
+          <w:szCs w:val="28"/>
+        </w:rPr>
+      </w:pPr>
+      <w:r>
+        <w:rPr>
+          <w:i/>
+          <w:color w:val="000000"/>
+          <w:sz w:val="28"/>
+          <w:szCs w:val="28"/>
+        </w:rPr>
+        <w:t>Оборудование:</w:t>
+      </w:r>
+      <w:r>
+        <w:rPr>
+          <w:color w:val="000000"/>
+          <w:sz w:val="28"/>
+          <w:szCs w:val="28"/>
+        </w:rPr>
+        <w:t xml:space="preserve"> спектроскоп, неоновая и водородная лампы.</w:t>
+      </w:r>
+    </w:p>
+    <w:p>
+      <w:pPr>
+        <w:tabs>
+          <w:tab w:val="left" w:pos="0"/>
+          <w:tab w:val="left" w:pos="426"/>
+        </w:tabs>
+        <w:jc w:val="both"/>
+        <w:rPr>
+          <w:b/>
+          <w:color w:val="000000"/>
+          <w:sz w:val="28"/>
+          <w:szCs w:val="28"/>
+        </w:rPr>
+      </w:pPr>
+    </w:p>
+    <w:p>
+      <w:pPr>
+        <w:tabs>
+          <w:tab w:val="left" w:pos="0"/>
+          <w:tab w:val="left" w:pos="426"/>
+        </w:tabs>
+        <w:jc w:val="both"/>
+        <w:rPr>
+          <w:b/>
+          <w:color w:val="000000"/>
+          <w:sz w:val="28"/>
+          <w:szCs w:val="28"/>
+        </w:rPr>
+      </w:pPr>
+      <w:r>
+        <w:rPr>
+          <w:b/>
+          <w:color w:val="000000"/>
+          <w:sz w:val="28"/>
+          <w:szCs w:val="28"/>
+        </w:rPr>
+        <w:t>17.Определение соотношения неопределенностей для плоской волны.</w:t>
+      </w:r>
+    </w:p>
+    <w:p>
+      <w:pPr>
+        <w:jc w:val="both"/>
+        <w:rPr>
+          <w:color w:val="000000"/>
+          <w:sz w:val="28"/>
+          <w:szCs w:val="28"/>
+        </w:rPr>
+      </w:pPr>
+      <w:r>
+        <w:rPr>
+          <w:i/>
+          <w:color w:val="000000"/>
+          <w:sz w:val="28"/>
+          <w:szCs w:val="28"/>
+        </w:rPr>
+        <w:t>Цель работы:</w:t>
+      </w:r>
+      <w:r>
+        <w:rPr>
+          <w:color w:val="000000"/>
+          <w:sz w:val="28"/>
+          <w:szCs w:val="28"/>
+        </w:rPr>
+        <w:t xml:space="preserve"> проверка соотношения неопределенностей Гейзенберга для плоской во</w:t>
+      </w:r>
+      <w:r>
+        <w:rPr>
+          <w:color w:val="000000"/>
+          <w:sz w:val="28"/>
+          <w:szCs w:val="28"/>
+        </w:rPr>
+        <w:t>л</w:t>
+      </w:r>
+      <w:r>
+        <w:rPr>
+          <w:color w:val="000000"/>
+          <w:sz w:val="28"/>
+          <w:szCs w:val="28"/>
+        </w:rPr>
+        <w:t>ны методом дифракции на щели.</w:t>
+      </w:r>
+    </w:p>
+    <w:p>
+      <w:pPr>
+        <w:jc w:val="both"/>
+        <w:rPr>
+          <w:color w:val="000000"/>
+          <w:sz w:val="28"/>
+          <w:szCs w:val="28"/>
+        </w:rPr>
+      </w:pPr>
+      <w:r>
+        <w:rPr>
+          <w:i/>
+          <w:color w:val="000000"/>
+          <w:sz w:val="28"/>
+          <w:szCs w:val="28"/>
+        </w:rPr>
+        <w:t>Оборудование:</w:t>
+      </w:r>
+      <w:r>
+        <w:rPr>
+          <w:color w:val="000000"/>
+          <w:sz w:val="28"/>
+          <w:szCs w:val="28"/>
+        </w:rPr>
+        <w:t xml:space="preserve"> источник когерентного излучения  </w:t>
+      </w:r>
+      <w:proofErr w:type="spellStart"/>
+      <w:r>
+        <w:rPr>
+          <w:color w:val="000000"/>
+          <w:sz w:val="28"/>
+          <w:szCs w:val="28"/>
+        </w:rPr>
+        <w:t>He</w:t>
+      </w:r>
+      <w:proofErr w:type="spellEnd"/>
+      <w:r>
+        <w:rPr>
+          <w:color w:val="000000"/>
+          <w:sz w:val="28"/>
+          <w:szCs w:val="28"/>
+        </w:rPr>
+        <w:t xml:space="preserve"> -</w:t>
+      </w:r>
+      <w:proofErr w:type="spellStart"/>
+      <w:r>
+        <w:rPr>
+          <w:color w:val="000000"/>
+          <w:sz w:val="28"/>
+          <w:szCs w:val="28"/>
+        </w:rPr>
+        <w:t>Ne</w:t>
+      </w:r>
+      <w:proofErr w:type="spellEnd"/>
+      <w:r>
+        <w:rPr>
+          <w:color w:val="000000"/>
+          <w:sz w:val="28"/>
+          <w:szCs w:val="28"/>
+        </w:rPr>
+        <w:t xml:space="preserve"> - лазер, калиброва</w:t>
+      </w:r>
+      <w:r>
+        <w:rPr>
+          <w:color w:val="000000"/>
+          <w:sz w:val="28"/>
+          <w:szCs w:val="28"/>
+        </w:rPr>
+        <w:t>н</w:t>
+      </w:r>
+      <w:r>
+        <w:rPr>
+          <w:color w:val="000000"/>
+          <w:sz w:val="28"/>
+          <w:szCs w:val="28"/>
+        </w:rPr>
+        <w:t>ная щель с переменной шириной, экран.</w:t>
+      </w:r>
+    </w:p>
+    <w:p>
+      <w:pPr>
+        <w:tabs>
+          <w:tab w:val="left" w:pos="0"/>
+          <w:tab w:val="left" w:pos="426"/>
+        </w:tabs>
+        <w:jc w:val="both"/>
+        <w:rPr>
+          <w:color w:val="000000"/>
+          <w:sz w:val="28"/>
+          <w:szCs w:val="28"/>
+        </w:rPr>
+      </w:pPr>
+    </w:p>
+    <w:p>
+      <w:pPr>
+        <w:tabs>
+          <w:tab w:val="left" w:pos="0"/>
+          <w:tab w:val="left" w:pos="426"/>
+        </w:tabs>
+        <w:jc w:val="both"/>
+        <w:rPr>
+          <w:b/>
+          <w:color w:val="000000"/>
+          <w:sz w:val="28"/>
+          <w:szCs w:val="28"/>
+        </w:rPr>
+      </w:pPr>
+      <w:r>
+        <w:rPr>
+          <w:b/>
+          <w:color w:val="000000"/>
+          <w:sz w:val="28"/>
+          <w:szCs w:val="28"/>
+        </w:rPr>
+        <w:t>18.Изучение спектральных закономерностей излучения атомов.</w:t>
+      </w:r>
+    </w:p>
+    <w:p>
+      <w:pPr>
+        <w:jc w:val="both"/>
+        <w:rPr>
+          <w:color w:val="000000"/>
+          <w:sz w:val="28"/>
+          <w:szCs w:val="28"/>
+        </w:rPr>
+      </w:pPr>
+      <w:r>
+        <w:rPr>
+          <w:i/>
+          <w:color w:val="000000"/>
+          <w:sz w:val="28"/>
+          <w:szCs w:val="28"/>
+        </w:rPr>
+        <w:t>Цель работы:</w:t>
+      </w:r>
+      <w:r>
+        <w:rPr>
+          <w:color w:val="000000"/>
+          <w:sz w:val="28"/>
+          <w:szCs w:val="28"/>
+        </w:rPr>
+        <w:t xml:space="preserve"> ознакомиться со спектрами излучения атомарных газов; провести к</w:t>
+      </w:r>
+      <w:r>
+        <w:rPr>
+          <w:color w:val="000000"/>
+          <w:sz w:val="28"/>
+          <w:szCs w:val="28"/>
+        </w:rPr>
+        <w:t>а</w:t>
+      </w:r>
+      <w:r>
+        <w:rPr>
+          <w:color w:val="000000"/>
+          <w:sz w:val="28"/>
+          <w:szCs w:val="28"/>
+        </w:rPr>
+        <w:t>чественный эмиссионный спектральный анализ.</w:t>
+      </w:r>
+    </w:p>
+    <w:p>
+      <w:pPr>
+        <w:jc w:val="both"/>
+        <w:rPr>
+          <w:color w:val="000000"/>
+          <w:sz w:val="28"/>
+          <w:szCs w:val="28"/>
+        </w:rPr>
+      </w:pPr>
+      <w:r>
+        <w:rPr>
+          <w:i/>
+          <w:color w:val="000000"/>
+          <w:sz w:val="28"/>
+          <w:szCs w:val="28"/>
+        </w:rPr>
+        <w:t>Оборудование:</w:t>
+      </w:r>
+      <w:r>
+        <w:rPr>
+          <w:color w:val="000000"/>
+          <w:sz w:val="28"/>
+          <w:szCs w:val="28"/>
+        </w:rPr>
+        <w:t xml:space="preserve"> монохроматор, набор спектральных разрядных трубок, блок питания разрядных трубок.</w:t>
+      </w:r>
+    </w:p>
+    <w:p>
+      <w:pPr>
+        <w:jc w:val="both"/>
+        <w:rPr>
+          <w:b/>
+          <w:color w:val="000000"/>
+          <w:sz w:val="28"/>
+          <w:szCs w:val="28"/>
+        </w:rPr>
+      </w:pPr>
+    </w:p>
+    <w:p>
+      <w:pPr>
+        <w:pStyle w:val="RPD_FOS_ae"/>
+        <w:spacing w:after="0"/>
+        <w:ind w:firstLine="567"/>
+        <w:jc w:val="both"/>
+        <w:rPr>
+          <w:i/>
+          <w:sz w:val="28"/>
+          <w:szCs w:val="28"/>
+        </w:rPr>
+      </w:pPr>
+      <w:r>
+        <w:rPr>
+          <w:i/>
+          <w:sz w:val="28"/>
+          <w:szCs w:val="28"/>
+        </w:rPr>
+        <w:t>Курсовые работы не предусмотрены</w:t>
+      </w:r>
+    </w:p>
+    <w:p>
+      <w:pPr>
+        <w:jc w:val="both"/>
+        <w:rPr>
+          <w:b/>
+          <w:color w:val="000000"/>
+          <w:sz w:val="24"/>
+          <w:szCs w:val="24"/>
+        </w:rPr>
+      </w:pPr>
+    </w:p>
+    <w:p>
+      <w:pPr>
+        <w:ind w:firstLine="567"/>
+        <w:jc w:val="center"/>
+        <w:rPr>
+          <w:color w:val="000000"/>
+          <w:sz w:val="28"/>
+        </w:rPr>
+      </w:pPr>
     </w:p>
     <w:p>
       <w:pPr>
@@ -59456,6 +61795,74 @@
     <w:basedOn w:val="a1"/>
     <w:rsid w:val="003A76A2"/>
   </w:style>
+  <w:style w:type="paragraph" w:styleId="RPD_FOS_a">
+    <w:name w:val="РПД: Normal"/>
+    <w:qFormat/>
+    <w:rsid w:val="00701A0B"/>
+  </w:style>
+  <w:style w:type="character" w:customStyle="1" w:styleId="RPD_FOS_af1">
+    <w:name w:val="РПД: Абзац списка Знак"/>
+    <w:link w:val="RPD_FOS_af0"/>
+    <w:locked/>
+    <w:rsid w:val="00F82E90"/>
+    <w:rPr>
+      <w:sz w:val="22"/>
+      <w:szCs w:val="22"/>
+      <w:lang w:val="en-US" w:eastAsia="en-US" w:bidi="ar-SA"/>
+    </w:rPr>
+  </w:style>
+  <w:style w:type="paragraph" w:styleId="RPD_FOS_af0">
+    <w:name w:val="РПД: List Paragraph"/>
+    <w:basedOn w:val="RPD_FOS_a"/>
+    <w:link w:val="RPD_FOS_af1"/>
+    <w:uiPriority w:val="1"/>
+    <w:qFormat/>
+    <w:rsid w:val="00C1249F"/>
+    <w:pPr>
+      <w:widowControl w:val="0"/>
+      <w:autoSpaceDE w:val="0"/>
+      <w:autoSpaceDN w:val="0"/>
+      <w:ind w:left="1539" w:firstLine="710"/>
+    </w:pPr>
+    <w:rPr>
+      <w:sz w:val="22"/>
+      <w:szCs w:val="22"/>
+      <w:lang w:val="en-US" w:eastAsia="en-US"/>
+    </w:rPr>
+  </w:style>
+  <w:style w:type="character" w:styleId="RPD_FOS_a0">
+    <w:name w:val="РПД: Default Paragraph Font"/>
+    <w:semiHidden/>
+  </w:style>
+  <w:style w:type="character" w:customStyle="1" w:styleId="RPD_FOS_af">
+    <w:name w:val="РПД: Основной текст Знак"/>
+    <w:basedOn w:val="RPD_FOS_a0"/>
+    <w:link w:val="RPD_FOS_ae"/>
+    <w:rsid w:val="00C1249F"/>
+  </w:style>
+  <w:style w:type="paragraph" w:styleId="RPD_FOS_ae">
+    <w:name w:val="РПД: Body Text"/>
+    <w:basedOn w:val="RPD_FOS_a"/>
+    <w:link w:val="RPD_FOS_af"/>
+    <w:rsid w:val="00C1249F"/>
+    <w:pPr>
+      <w:spacing w:after="120"/>
+    </w:pPr>
+  </w:style>
+  <w:style w:type="paragraph" w:customStyle="1" w:styleId="RPD_FOS_Default">
+    <w:name w:val="РПД: Default"/>
+    <w:rsid w:val="009924C6"/>
+    <w:pPr>
+      <w:autoSpaceDE w:val="0"/>
+      <w:autoSpaceDN w:val="0"/>
+      <w:adjustRightInd w:val="0"/>
+    </w:pPr>
+    <w:rPr>
+      <w:color w:val="000000"/>
+      <w:sz w:val="24"/>
+      <w:szCs w:val="24"/>
+    </w:rPr>
+  </w:style>
 </w:styles>
 </file>
 
